--- a/Cần tuyển (1).docx
+++ b/Cần tuyển (1).docx
@@ -20,8 +20,16 @@
     <w:p>
       <w:pPr>
         <w:spacing w:after="160" w:line="360" w:lineRule="auto"/>
-      </w:pPr>
-      <w:r>
+        <w:rPr>
+          <w:i/>
+          <w:iCs/>
+        </w:rPr>
+      </w:pPr>
+      <w:r>
+        <w:rPr>
+          <w:i/>
+          <w:iCs/>
+        </w:rPr>
         <w:t>Công ty Sao vàng ABC cần tuyển đại diện tại TP. Vinh với các chức danh sau:</w:t>
       </w:r>
     </w:p>
@@ -804,6 +812,7 @@
   <w:style w:type="character" w:default="1" w:styleId="DefaultParagraphFont">
     <w:name w:val="Default Paragraph Font"/>
     <w:uiPriority w:val="1"/>
+    <w:semiHidden/>
     <w:unhideWhenUsed/>
   </w:style>
   <w:style w:type="table" w:default="1" w:styleId="TableNormal">
